--- a/Modular All Drives Test System Definitions .docx
+++ b/Modular All Drives Test System Definitions .docx
@@ -124,25 +124,7 @@
           <w:szCs w:val="20"/>
           <w:lang w:val="en-US" w:eastAsia="en-US"/>
         </w:rPr>
-        <w:t>Within this concept, the present scope aims at the manufacturing of three main test modules: a hi</w:t>
-      </w:r>
-      <w:r>
-        <w:rPr>
-          <w:rFonts w:eastAsia="Calibri" w:cs="Arial"/>
-          <w:sz w:val="20"/>
-          <w:szCs w:val="20"/>
-          <w:lang w:val="en-US" w:eastAsia="en-US"/>
-        </w:rPr>
-        <w:t>pot</w:t>
-      </w:r>
-      <w:r>
-        <w:rPr>
-          <w:rFonts w:eastAsia="Calibri" w:cs="Arial"/>
-          <w:sz w:val="20"/>
-          <w:szCs w:val="20"/>
-          <w:lang w:val="en-US" w:eastAsia="en-US"/>
-        </w:rPr>
-        <w:t xml:space="preserve"> test module, to ensure the electrical insulation of the power connections of the drives, a functional test module, responsible for the electrical, logical and operational validation of the products, and a load test module, intended for the simulation of real operating conditions through the application of controlled load on the tested drives.</w:t>
+        <w:t>Within this concept, the present scope aims at the manufacturing of two main test modules: a combined hipot and functional test module, responsible both for ensuring the electrical insulation of the power connections of the drives (hipot) and for the electrical, logical and operational validation of the products (functional), and a load test module, intended for the simulation of real operating conditions through the application of controlled load on the tested drives.</w:t>
       </w:r>
     </w:p>
     <w:p>
@@ -249,25 +231,7 @@
           <w:szCs w:val="20"/>
           <w:lang w:val="en-US" w:eastAsia="en-US"/>
         </w:rPr>
-        <w:t xml:space="preserve">The project refers to the supply of a </w:t>
-      </w:r>
-      <w:r>
-        <w:rPr>
-          <w:rFonts w:eastAsia="Calibri" w:cs="Arial"/>
-          <w:sz w:val="20"/>
-          <w:szCs w:val="20"/>
-          <w:lang w:val="en-US" w:eastAsia="en-US"/>
-        </w:rPr>
-        <w:t>hipot</w:t>
-      </w:r>
-      <w:r>
-        <w:rPr>
-          <w:rFonts w:eastAsia="Calibri" w:cs="Arial"/>
-          <w:sz w:val="20"/>
-          <w:szCs w:val="20"/>
-          <w:lang w:val="en-US" w:eastAsia="en-US"/>
-        </w:rPr>
-        <w:t xml:space="preserve"> test module, a functional test module and an automated load test module intended for validation of the functionalities of products from the Orion line of mechanical sizes A, B and C, as well as similar products.</w:t>
+        <w:t>The project refers to the supply of a combined hipot and functional test module and an automated load test module intended for validation of the functionalities of products from the Orion line of mechanical sizes A, B and C, as well as similar products.</w:t>
       </w:r>
     </w:p>
     <w:p>
@@ -303,9 +267,281 @@
           <w:szCs w:val="22"/>
           <w:lang w:val="en-US" w:eastAsia="en-US"/>
         </w:rPr>
-        <w:t>Hipot</w:t>
-      </w:r>
-      <w:r>
+        <w:t>Hipot and Functional Test Module:</w:t>
+      </w:r>
+    </w:p>
+    <w:p>
+      <w:pPr>
+        <w:spacing w:line="360" w:lineRule="auto"/>
+        <w:ind w:firstLine="708"/>
+        <w:jc w:val="both"/>
+        <w:rPr>
+          <w:rFonts w:eastAsia="Calibri" w:cs="Arial"/>
+          <w:sz w:val="20"/>
+          <w:szCs w:val="20"/>
+          <w:lang w:val="en-US" w:eastAsia="en-US"/>
+        </w:rPr>
+      </w:pPr>
+      <w:r>
+        <w:rPr>
+          <w:rFonts w:eastAsia="Calibri" w:cs="Arial"/>
+          <w:sz w:val="20"/>
+          <w:szCs w:val="20"/>
+          <w:lang w:val="en-US" w:eastAsia="en-US"/>
+        </w:rPr>
+        <w:t>The hipot and functional test module consists of a single station dedicated to the execution of both the dielectric (hipot) test and the functional test on products from the Orion line and similar products of mechanical sizes A, B and C. In this module the power connections are separated from the control/IO connections: the hipot test is executed first using only the power connections and, afterwards, the control/IO connections are engaged and the functional test is executed with both the power and the control connections. During the hipot test only the power connections shall be connected; during the functional test both the power and the control connections shall be connected. The hipot stage validates the integrity of the electrical insulation and ensures the conformity of the product with the electrical safety requirements established by the applicable technical specifications.</w:t>
+      </w:r>
+    </w:p>
+    <w:p>
+      <w:pPr>
+        <w:spacing w:line="360" w:lineRule="auto"/>
+        <w:ind w:firstLine="708"/>
+        <w:jc w:val="both"/>
+        <w:rPr>
+          <w:rFonts w:eastAsia="Calibri" w:cs="Arial"/>
+          <w:sz w:val="20"/>
+          <w:szCs w:val="20"/>
+          <w:lang w:val="en-US" w:eastAsia="en-US"/>
+        </w:rPr>
+      </w:pPr>
+      <w:r>
+        <w:rPr>
+          <w:rFonts w:eastAsia="Calibri" w:cs="Arial"/>
+          <w:sz w:val="20"/>
+          <w:szCs w:val="20"/>
+          <w:lang w:val="en-US" w:eastAsia="en-US"/>
+        </w:rPr>
+        <w:t xml:space="preserve">The proposed concept encompasses an independent, compact and modular module, integrated into the production line, allowing the execution of the </w:t>
+      </w:r>
+      <w:r>
+        <w:rPr>
+          <w:rFonts w:eastAsia="Calibri" w:cs="Arial"/>
+          <w:sz w:val="20"/>
+          <w:szCs w:val="20"/>
+          <w:lang w:val="en-US" w:eastAsia="en-US"/>
+        </w:rPr>
+        <w:t>hipot</w:t>
+      </w:r>
+      <w:r>
+        <w:rPr>
+          <w:rFonts w:eastAsia="Calibri" w:cs="Arial"/>
+          <w:sz w:val="20"/>
+          <w:szCs w:val="20"/>
+          <w:lang w:val="en-US" w:eastAsia="en-US"/>
+        </w:rPr>
+        <w:t xml:space="preserve"> test in an automated, safe and standardized manner.</w:t>
+      </w:r>
+    </w:p>
+    <w:p>
+      <w:pPr>
+        <w:spacing w:line="360" w:lineRule="auto"/>
+        <w:ind w:firstLine="708"/>
+        <w:jc w:val="both"/>
+        <w:rPr>
+          <w:rFonts w:eastAsia="Calibri" w:cs="Arial"/>
+          <w:sz w:val="20"/>
+          <w:szCs w:val="20"/>
+          <w:lang w:val="en-US" w:eastAsia="en-US"/>
+        </w:rPr>
+      </w:pPr>
+      <w:r>
+        <w:rPr>
+          <w:rFonts w:eastAsia="Calibri" w:cs="Arial"/>
+          <w:sz w:val="20"/>
+          <w:szCs w:val="20"/>
+          <w:lang w:val="en-US" w:eastAsia="en-US"/>
+        </w:rPr>
+        <w:t>The system shall have its own conveyor, enabling the automatic transportation of the fixtures to the dedicated test position.</w:t>
+      </w:r>
+    </w:p>
+    <w:p>
+      <w:pPr>
+        <w:spacing w:line="360" w:lineRule="auto"/>
+        <w:jc w:val="both"/>
+        <w:rPr>
+          <w:rFonts w:eastAsia="Calibri" w:cs="Arial"/>
+          <w:sz w:val="20"/>
+          <w:szCs w:val="20"/>
+          <w:lang w:val="en-US" w:eastAsia="en-US"/>
+        </w:rPr>
+      </w:pPr>
+    </w:p>
+    <w:p>
+      <w:pPr>
+        <w:spacing w:line="360" w:lineRule="auto"/>
+        <w:ind w:firstLine="708"/>
+        <w:jc w:val="both"/>
+        <w:rPr>
+          <w:rFonts w:eastAsia="Calibri" w:cs="Arial"/>
+          <w:sz w:val="20"/>
+          <w:szCs w:val="20"/>
+          <w:lang w:val="en-US" w:eastAsia="en-US"/>
+        </w:rPr>
+      </w:pPr>
+      <w:r>
+        <w:rPr>
+          <w:rFonts w:eastAsia="Calibri" w:cs="Arial"/>
+          <w:sz w:val="20"/>
+          <w:szCs w:val="20"/>
+          <w:lang w:val="en-US" w:eastAsia="en-US"/>
+        </w:rPr>
+        <w:lastRenderedPageBreak/>
+        <w:t>Upon arriving at the station, the product shall be automatically transferred to the test area, where the coupling of the electrical connections necessary for the application of the test voltage shall occur.</w:t>
+      </w:r>
+    </w:p>
+    <w:p>
+      <w:pPr>
+        <w:spacing w:line="360" w:lineRule="auto"/>
+        <w:jc w:val="both"/>
+        <w:rPr>
+          <w:rFonts w:eastAsia="Calibri" w:cs="Arial"/>
+          <w:sz w:val="20"/>
+          <w:szCs w:val="20"/>
+          <w:lang w:val="en-US" w:eastAsia="en-US"/>
+        </w:rPr>
+      </w:pPr>
+      <w:r>
+        <w:rPr>
+          <w:rFonts w:eastAsia="Calibri" w:cs="Arial"/>
+          <w:sz w:val="20"/>
+          <w:szCs w:val="20"/>
+          <w:lang w:val="en-US" w:eastAsia="en-US"/>
+        </w:rPr>
+        <w:t xml:space="preserve">The module shall have all devices necessary for execution of the test, including the </w:t>
+      </w:r>
+      <w:r>
+        <w:rPr>
+          <w:rFonts w:eastAsia="Calibri" w:cs="Arial"/>
+          <w:sz w:val="20"/>
+          <w:szCs w:val="20"/>
+          <w:lang w:val="en-US" w:eastAsia="en-US"/>
+        </w:rPr>
+        <w:t>hipot tester</w:t>
+      </w:r>
+      <w:r>
+        <w:rPr>
+          <w:rFonts w:eastAsia="Calibri" w:cs="Arial"/>
+          <w:sz w:val="20"/>
+          <w:szCs w:val="20"/>
+          <w:lang w:val="en-US" w:eastAsia="en-US"/>
+        </w:rPr>
+        <w:t>, protection devices, automatic grounding, discharge circuits, safety monitoring and electrical and mechanical interlocks.</w:t>
+      </w:r>
+    </w:p>
+    <w:p>
+      <w:pPr>
+        <w:spacing w:line="360" w:lineRule="auto"/>
+        <w:ind w:firstLine="708"/>
+        <w:jc w:val="both"/>
+        <w:rPr>
+          <w:rFonts w:eastAsia="Calibri" w:cs="Arial"/>
+          <w:sz w:val="20"/>
+          <w:szCs w:val="20"/>
+          <w:lang w:val="en-US" w:eastAsia="en-US"/>
+        </w:rPr>
+      </w:pPr>
+      <w:r>
+        <w:rPr>
+          <w:rFonts w:eastAsia="Calibri" w:cs="Arial"/>
+          <w:sz w:val="20"/>
+          <w:szCs w:val="20"/>
+          <w:lang w:val="en-US" w:eastAsia="en-US"/>
+        </w:rPr>
+        <w:t xml:space="preserve">Due to the critical nature of the test, the module shall have a </w:t>
+      </w:r>
+      <w:r>
+        <w:rPr>
+          <w:rFonts w:eastAsia="Calibri" w:cs="Arial"/>
+          <w:sz w:val="20"/>
+          <w:szCs w:val="20"/>
+          <w:lang w:val="en-US" w:eastAsia="en-US"/>
+        </w:rPr>
+        <w:t xml:space="preserve">safety enclosure </w:t>
+      </w:r>
+      <w:r>
+        <w:rPr>
+          <w:rFonts w:eastAsia="Calibri" w:cs="Arial"/>
+          <w:sz w:val="20"/>
+          <w:szCs w:val="20"/>
+          <w:lang w:val="en-US" w:eastAsia="en-US"/>
+        </w:rPr>
+        <w:t xml:space="preserve"> with monitored access, ensuring the safety of the operators during execution of the test.</w:t>
+      </w:r>
+      <w:r>
+        <w:rPr>
+          <w:rFonts w:eastAsia="Calibri" w:cs="Arial"/>
+          <w:sz w:val="20"/>
+          <w:szCs w:val="20"/>
+          <w:lang w:val="en-US" w:eastAsia="en-US"/>
+        </w:rPr>
+        <w:t xml:space="preserve"> </w:t>
+      </w:r>
+      <w:r>
+        <w:rPr>
+          <w:rFonts w:eastAsia="Calibri" w:cs="Arial"/>
+          <w:sz w:val="20"/>
+          <w:szCs w:val="20"/>
+          <w:lang w:val="en-US" w:eastAsia="en-US"/>
+        </w:rPr>
+        <w:t>The system shall automatically prevent the opening of the test area during the application of high voltage, in addition to performing the safe discharge of the product at the end of the test cycle.</w:t>
+      </w:r>
+      <w:r>
+        <w:rPr>
+          <w:rFonts w:eastAsia="Calibri" w:cs="Arial"/>
+          <w:sz w:val="20"/>
+          <w:szCs w:val="20"/>
+          <w:lang w:val="en-US" w:eastAsia="en-US"/>
+        </w:rPr>
+        <w:t xml:space="preserve"> </w:t>
+      </w:r>
+      <w:r>
+        <w:rPr>
+          <w:rFonts w:eastAsia="Calibri" w:cs="Arial"/>
+          <w:sz w:val="20"/>
+          <w:szCs w:val="20"/>
+          <w:lang w:val="en-US" w:eastAsia="en-US"/>
+        </w:rPr>
+        <w:t>The module shall have wiring with insulation level for up to 4 kV in order to avoid leakage and noise.</w:t>
+      </w:r>
+    </w:p>
+    <w:p>
+      <w:pPr>
+        <w:spacing w:line="360" w:lineRule="auto"/>
+        <w:ind w:firstLine="708"/>
+        <w:jc w:val="both"/>
+        <w:rPr>
+          <w:rFonts w:eastAsia="Calibri" w:cs="Arial"/>
+          <w:sz w:val="20"/>
+          <w:szCs w:val="20"/>
+          <w:lang w:val="en-US" w:eastAsia="en-US"/>
+        </w:rPr>
+      </w:pPr>
+      <w:r>
+        <w:rPr>
+          <w:rFonts w:eastAsia="Calibri" w:cs="Arial"/>
+          <w:sz w:val="20"/>
+          <w:szCs w:val="20"/>
+          <w:lang w:val="en-US" w:eastAsia="en-US"/>
+        </w:rPr>
+        <w:t>The module shall include integration with the supervisory system and test software, allowing automatic identification of the product through QR Code reading, loading of the corresponding recipe, recording of test results and traceability of process information.</w:t>
+      </w:r>
+    </w:p>
+    <w:p>
+      <w:pPr>
+        <w:spacing w:line="360" w:lineRule="auto"/>
+        <w:jc w:val="both"/>
+        <w:rPr>
+          <w:rFonts w:eastAsia="Calibri" w:cs="Arial"/>
+          <w:sz w:val="20"/>
+          <w:szCs w:val="20"/>
+          <w:lang w:val="en-US" w:eastAsia="en-US"/>
+        </w:rPr>
+      </w:pPr>
+    </w:p>
+    <w:p>
+      <w:pPr>
+        <w:spacing w:line="360" w:lineRule="auto"/>
+        <w:jc w:val="both"/>
         <w:rPr>
           <w:rFonts w:eastAsia="Calibri" w:cs="Arial"/>
           <w:b/>
@@ -313,8 +549,7 @@
           <w:szCs w:val="22"/>
           <w:lang w:val="en-US" w:eastAsia="en-US"/>
         </w:rPr>
-        <w:t xml:space="preserve"> Test Module</w:t>
-      </w:r>
+      </w:pPr>
       <w:r>
         <w:rPr>
           <w:rFonts w:eastAsia="Calibri" w:cs="Arial"/>
@@ -323,7 +558,7 @@
           <w:szCs w:val="22"/>
           <w:lang w:val="en-US" w:eastAsia="en-US"/>
         </w:rPr>
-        <w:t>:</w:t>
+        <w:t>Functional Test Stage:</w:t>
       </w:r>
     </w:p>
     <w:p>
@@ -345,25 +580,7 @@
           <w:szCs w:val="20"/>
           <w:lang w:val="en-US" w:eastAsia="en-US"/>
         </w:rPr>
-        <w:t xml:space="preserve">The </w:t>
-      </w:r>
-      <w:r>
-        <w:rPr>
-          <w:rFonts w:eastAsia="Calibri" w:cs="Arial"/>
-          <w:sz w:val="20"/>
-          <w:szCs w:val="20"/>
-          <w:lang w:val="en-US" w:eastAsia="en-US"/>
-        </w:rPr>
-        <w:t>hipot</w:t>
-      </w:r>
-      <w:r>
-        <w:rPr>
-          <w:rFonts w:eastAsia="Calibri" w:cs="Arial"/>
-          <w:sz w:val="20"/>
-          <w:szCs w:val="20"/>
-          <w:lang w:val="en-US" w:eastAsia="en-US"/>
-        </w:rPr>
-        <w:t xml:space="preserve"> test module consists of a station dedicated to the execution of dielectric tests on products from the Orion line and similar products of mechanical sizes A, B and C, with the objective of validating the integrity of the electrical insulation and ensuring the conformity of the product with the electrical safety requirements established by the applicable technical specifications.</w:t>
+        <w:t>The proposed concept consists of a compact, modular and scalable test stage, developed to execute functional test routines on the products, ensuring that all functionalities of the drive are in accordance with the test specifications and that the product is considered approved for use.</w:t>
       </w:r>
     </w:p>
     <w:p>
@@ -385,25 +602,7 @@
           <w:szCs w:val="20"/>
           <w:lang w:val="en-US" w:eastAsia="en-US"/>
         </w:rPr>
-        <w:t xml:space="preserve">The proposed concept encompasses an independent, compact and modular module, integrated into the production line, allowing the execution of the </w:t>
-      </w:r>
-      <w:r>
-        <w:rPr>
-          <w:rFonts w:eastAsia="Calibri" w:cs="Arial"/>
-          <w:sz w:val="20"/>
-          <w:szCs w:val="20"/>
-          <w:lang w:val="en-US" w:eastAsia="en-US"/>
-        </w:rPr>
-        <w:t>hipot</w:t>
-      </w:r>
-      <w:r>
-        <w:rPr>
-          <w:rFonts w:eastAsia="Calibri" w:cs="Arial"/>
-          <w:sz w:val="20"/>
-          <w:szCs w:val="20"/>
-          <w:lang w:val="en-US" w:eastAsia="en-US"/>
-        </w:rPr>
-        <w:t xml:space="preserve"> test in an automated, safe and standardized manner.</w:t>
+        <w:t>The module shall have its own conveyor integrated into the structure of the equipment, responsible for the movement of the fixtures containing the products along the production line. The product shall automatically travel on the conveyor to the region of the test module, where it shall be removed from the line and transferred to a dedicated functional test position. This architecture shall allow keeping the main conveyor free for continuity of the production flow and future expansions of the line.</w:t>
       </w:r>
     </w:p>
     <w:p>
@@ -425,20 +624,8 @@
           <w:szCs w:val="20"/>
           <w:lang w:val="en-US" w:eastAsia="en-US"/>
         </w:rPr>
-        <w:t>The system shall have its own conveyor, enabling the automatic transportation of the fixtures to the dedicated test position.</w:t>
-      </w:r>
-    </w:p>
-    <w:p>
-      <w:pPr>
-        <w:spacing w:line="360" w:lineRule="auto"/>
-        <w:jc w:val="both"/>
-        <w:rPr>
-          <w:rFonts w:eastAsia="Calibri" w:cs="Arial"/>
-          <w:sz w:val="20"/>
-          <w:szCs w:val="20"/>
-          <w:lang w:val="en-US" w:eastAsia="en-US"/>
-        </w:rPr>
-      </w:pPr>
+        <w:t>The system shall integrate in a single equipment all hardware necessary for drives, measurements, protections and execution of the tests, eliminating the need for additional external panels.</w:t>
+      </w:r>
     </w:p>
     <w:p>
       <w:pPr>
@@ -459,8 +646,25 @@
           <w:szCs w:val="20"/>
           <w:lang w:val="en-US" w:eastAsia="en-US"/>
         </w:rPr>
-        <w:lastRenderedPageBreak/>
-        <w:t>Upon arriving at the station, the product shall be automatically transferred to the test area, where the coupling of the electrical connections necessary for the application of the test voltage shall occur.</w:t>
+        <w:t xml:space="preserve">For automatic identification of the product under test, the module shall have a QR Code reading system, responsible for identifying the drive and automatically loading the </w:t>
+      </w:r>
+      <w:r>
+        <w:rPr>
+          <w:rFonts w:eastAsia="Calibri" w:cs="Arial"/>
+          <w:sz w:val="20"/>
+          <w:szCs w:val="20"/>
+          <w:lang w:val="en-US" w:eastAsia="en-US"/>
+        </w:rPr>
+        <w:t>corresponding test recipe</w:t>
+      </w:r>
+      <w:r>
+        <w:rPr>
+          <w:rFonts w:eastAsia="Calibri" w:cs="Arial"/>
+          <w:sz w:val="20"/>
+          <w:szCs w:val="20"/>
+          <w:lang w:val="en-US" w:eastAsia="en-US"/>
+        </w:rPr>
+        <w:t>.</w:t>
       </w:r>
     </w:p>
     <w:p>
@@ -481,295 +685,7 @@
           <w:szCs w:val="20"/>
           <w:lang w:val="en-US" w:eastAsia="en-US"/>
         </w:rPr>
-        <w:t xml:space="preserve">The module shall have all devices necessary for execution of the test, including the </w:t>
-      </w:r>
-      <w:r>
-        <w:rPr>
-          <w:rFonts w:eastAsia="Calibri" w:cs="Arial"/>
-          <w:sz w:val="20"/>
-          <w:szCs w:val="20"/>
-          <w:lang w:val="en-US" w:eastAsia="en-US"/>
-        </w:rPr>
-        <w:t>hipot tester</w:t>
-      </w:r>
-      <w:r>
-        <w:rPr>
-          <w:rFonts w:eastAsia="Calibri" w:cs="Arial"/>
-          <w:sz w:val="20"/>
-          <w:szCs w:val="20"/>
-          <w:lang w:val="en-US" w:eastAsia="en-US"/>
-        </w:rPr>
-        <w:t>, protection devices, automatic grounding, discharge circuits, safety monitoring and electrical and mechanical interlocks.</w:t>
-      </w:r>
-    </w:p>
-    <w:p>
-      <w:pPr>
-        <w:spacing w:line="360" w:lineRule="auto"/>
-        <w:ind w:firstLine="708"/>
-        <w:jc w:val="both"/>
-        <w:rPr>
-          <w:rFonts w:eastAsia="Calibri" w:cs="Arial"/>
-          <w:sz w:val="20"/>
-          <w:szCs w:val="20"/>
-          <w:lang w:val="en-US" w:eastAsia="en-US"/>
-        </w:rPr>
-      </w:pPr>
-      <w:r>
-        <w:rPr>
-          <w:rFonts w:eastAsia="Calibri" w:cs="Arial"/>
-          <w:sz w:val="20"/>
-          <w:szCs w:val="20"/>
-          <w:lang w:val="en-US" w:eastAsia="en-US"/>
-        </w:rPr>
-        <w:t xml:space="preserve">Due to the critical nature of the test, the module shall have a </w:t>
-      </w:r>
-      <w:r>
-        <w:rPr>
-          <w:rFonts w:eastAsia="Calibri" w:cs="Arial"/>
-          <w:sz w:val="20"/>
-          <w:szCs w:val="20"/>
-          <w:lang w:val="en-US" w:eastAsia="en-US"/>
-        </w:rPr>
-        <w:t xml:space="preserve">safety enclosure </w:t>
-      </w:r>
-      <w:r>
-        <w:rPr>
-          <w:rFonts w:eastAsia="Calibri" w:cs="Arial"/>
-          <w:sz w:val="20"/>
-          <w:szCs w:val="20"/>
-          <w:lang w:val="en-US" w:eastAsia="en-US"/>
-        </w:rPr>
-        <w:t xml:space="preserve"> with monitored access, ensuring the safety of the operators during execution of the test.</w:t>
-      </w:r>
-      <w:r>
-        <w:rPr>
-          <w:rFonts w:eastAsia="Calibri" w:cs="Arial"/>
-          <w:sz w:val="20"/>
-          <w:szCs w:val="20"/>
-          <w:lang w:val="en-US" w:eastAsia="en-US"/>
-        </w:rPr>
-        <w:t xml:space="preserve"> </w:t>
-      </w:r>
-      <w:r>
-        <w:rPr>
-          <w:rFonts w:eastAsia="Calibri" w:cs="Arial"/>
-          <w:sz w:val="20"/>
-          <w:szCs w:val="20"/>
-          <w:lang w:val="en-US" w:eastAsia="en-US"/>
-        </w:rPr>
-        <w:t>The system shall automatically prevent the opening of the test area during the application of high voltage, in addition to performing the safe discharge of the product at the end of the test cycle.</w:t>
-      </w:r>
-      <w:r>
-        <w:rPr>
-          <w:rFonts w:eastAsia="Calibri" w:cs="Arial"/>
-          <w:sz w:val="20"/>
-          <w:szCs w:val="20"/>
-          <w:lang w:val="en-US" w:eastAsia="en-US"/>
-        </w:rPr>
-        <w:t xml:space="preserve"> </w:t>
-      </w:r>
-      <w:r>
-        <w:rPr>
-          <w:rFonts w:eastAsia="Calibri" w:cs="Arial"/>
-          <w:sz w:val="20"/>
-          <w:szCs w:val="20"/>
-          <w:lang w:val="en-US" w:eastAsia="en-US"/>
-        </w:rPr>
-        <w:t>The module shall have wiring with insulation level for up to 4 kV in order to avoid leakage and noise.</w:t>
-      </w:r>
-    </w:p>
-    <w:p>
-      <w:pPr>
-        <w:spacing w:line="360" w:lineRule="auto"/>
-        <w:ind w:firstLine="708"/>
-        <w:jc w:val="both"/>
-        <w:rPr>
-          <w:rFonts w:eastAsia="Calibri" w:cs="Arial"/>
-          <w:sz w:val="20"/>
-          <w:szCs w:val="20"/>
-          <w:lang w:val="en-US" w:eastAsia="en-US"/>
-        </w:rPr>
-      </w:pPr>
-      <w:r>
-        <w:rPr>
-          <w:rFonts w:eastAsia="Calibri" w:cs="Arial"/>
-          <w:sz w:val="20"/>
-          <w:szCs w:val="20"/>
-          <w:lang w:val="en-US" w:eastAsia="en-US"/>
-        </w:rPr>
-        <w:t>The module shall include integration with the supervisory system and test software, allowing automatic identification of the product through QR Code reading, loading of the corresponding recipe, recording of test results and traceability of process information.</w:t>
-      </w:r>
-    </w:p>
-    <w:p>
-      <w:pPr>
-        <w:spacing w:line="360" w:lineRule="auto"/>
-        <w:jc w:val="both"/>
-        <w:rPr>
-          <w:rFonts w:eastAsia="Calibri" w:cs="Arial"/>
-          <w:sz w:val="20"/>
-          <w:szCs w:val="20"/>
-          <w:lang w:val="en-US" w:eastAsia="en-US"/>
-        </w:rPr>
-      </w:pPr>
-    </w:p>
-    <w:p>
-      <w:pPr>
-        <w:spacing w:line="360" w:lineRule="auto"/>
-        <w:jc w:val="both"/>
-        <w:rPr>
-          <w:rFonts w:eastAsia="Calibri" w:cs="Arial"/>
-          <w:b/>
-          <w:bCs/>
-          <w:szCs w:val="22"/>
-          <w:lang w:val="en-US" w:eastAsia="en-US"/>
-        </w:rPr>
-      </w:pPr>
-      <w:r>
-        <w:rPr>
-          <w:rFonts w:eastAsia="Calibri" w:cs="Arial"/>
-          <w:b/>
-          <w:bCs/>
-          <w:szCs w:val="22"/>
-          <w:lang w:val="en-US" w:eastAsia="en-US"/>
-        </w:rPr>
-        <w:t>Functional Test Module</w:t>
-      </w:r>
-      <w:r>
-        <w:rPr>
-          <w:rFonts w:eastAsia="Calibri" w:cs="Arial"/>
-          <w:b/>
-          <w:bCs/>
-          <w:szCs w:val="22"/>
-          <w:lang w:val="en-US" w:eastAsia="en-US"/>
-        </w:rPr>
-        <w:t>:</w:t>
-      </w:r>
-    </w:p>
-    <w:p>
-      <w:pPr>
-        <w:spacing w:line="360" w:lineRule="auto"/>
-        <w:ind w:firstLine="708"/>
-        <w:jc w:val="both"/>
-        <w:rPr>
-          <w:rFonts w:eastAsia="Calibri" w:cs="Arial"/>
-          <w:sz w:val="20"/>
-          <w:szCs w:val="20"/>
-          <w:lang w:val="en-US" w:eastAsia="en-US"/>
-        </w:rPr>
-      </w:pPr>
-      <w:r>
-        <w:rPr>
-          <w:rFonts w:eastAsia="Calibri" w:cs="Arial"/>
-          <w:sz w:val="20"/>
-          <w:szCs w:val="20"/>
-          <w:lang w:val="en-US" w:eastAsia="en-US"/>
-        </w:rPr>
-        <w:t>The proposed concept consists of a compact, modular and scalable test module, developed to execute functional test routines on the products, ensuring that all functionalities of the drive are in accordance with the test specifications and that the product is considered approved for use.</w:t>
-      </w:r>
-    </w:p>
-    <w:p>
-      <w:pPr>
-        <w:spacing w:line="360" w:lineRule="auto"/>
-        <w:ind w:firstLine="708"/>
-        <w:jc w:val="both"/>
-        <w:rPr>
-          <w:rFonts w:eastAsia="Calibri" w:cs="Arial"/>
-          <w:sz w:val="20"/>
-          <w:szCs w:val="20"/>
-          <w:lang w:val="en-US" w:eastAsia="en-US"/>
-        </w:rPr>
-      </w:pPr>
-      <w:r>
-        <w:rPr>
-          <w:rFonts w:eastAsia="Calibri" w:cs="Arial"/>
-          <w:sz w:val="20"/>
-          <w:szCs w:val="20"/>
-          <w:lang w:val="en-US" w:eastAsia="en-US"/>
-        </w:rPr>
-        <w:t>The module shall have its own conveyor integrated into the structure of the equipment, responsible for the movement of the fixtures containing the products along the production line. The product shall automatically travel on the conveyor to the region of the test module, where it shall be removed from the line and transferred to a dedicated functional test position. This architecture shall allow keeping the main conveyor free for continuity of the production flow and future expansions of the line.</w:t>
-      </w:r>
-    </w:p>
-    <w:p>
-      <w:pPr>
-        <w:spacing w:line="360" w:lineRule="auto"/>
-        <w:ind w:firstLine="708"/>
-        <w:jc w:val="both"/>
-        <w:rPr>
-          <w:rFonts w:eastAsia="Calibri" w:cs="Arial"/>
-          <w:sz w:val="20"/>
-          <w:szCs w:val="20"/>
-          <w:lang w:val="en-US" w:eastAsia="en-US"/>
-        </w:rPr>
-      </w:pPr>
-      <w:r>
-        <w:rPr>
-          <w:rFonts w:eastAsia="Calibri" w:cs="Arial"/>
-          <w:sz w:val="20"/>
-          <w:szCs w:val="20"/>
-          <w:lang w:val="en-US" w:eastAsia="en-US"/>
-        </w:rPr>
-        <w:t>The system shall integrate in a single equipment all hardware necessary for drives, measurements, protections and execution of the tests, eliminating the need for additional external panels.</w:t>
-      </w:r>
-    </w:p>
-    <w:p>
-      <w:pPr>
-        <w:spacing w:line="360" w:lineRule="auto"/>
-        <w:ind w:firstLine="708"/>
-        <w:jc w:val="both"/>
-        <w:rPr>
-          <w:rFonts w:eastAsia="Calibri" w:cs="Arial"/>
-          <w:sz w:val="20"/>
-          <w:szCs w:val="20"/>
-          <w:lang w:val="en-US" w:eastAsia="en-US"/>
-        </w:rPr>
-      </w:pPr>
-      <w:r>
-        <w:rPr>
-          <w:rFonts w:eastAsia="Calibri" w:cs="Arial"/>
-          <w:sz w:val="20"/>
-          <w:szCs w:val="20"/>
-          <w:lang w:val="en-US" w:eastAsia="en-US"/>
-        </w:rPr>
-        <w:t xml:space="preserve">For automatic identification of the product under test, the module shall have a QR Code reading system, responsible for identifying the drive and automatically loading the </w:t>
-      </w:r>
-      <w:r>
-        <w:rPr>
-          <w:rFonts w:eastAsia="Calibri" w:cs="Arial"/>
-          <w:sz w:val="20"/>
-          <w:szCs w:val="20"/>
-          <w:lang w:val="en-US" w:eastAsia="en-US"/>
-        </w:rPr>
-        <w:t>corresponding test recipe</w:t>
-      </w:r>
-      <w:r>
-        <w:rPr>
-          <w:rFonts w:eastAsia="Calibri" w:cs="Arial"/>
-          <w:sz w:val="20"/>
-          <w:szCs w:val="20"/>
-          <w:lang w:val="en-US" w:eastAsia="en-US"/>
-        </w:rPr>
-        <w:t>.</w:t>
-      </w:r>
-    </w:p>
-    <w:p>
-      <w:pPr>
-        <w:spacing w:line="360" w:lineRule="auto"/>
-        <w:jc w:val="both"/>
-        <w:rPr>
-          <w:rFonts w:eastAsia="Calibri" w:cs="Arial"/>
-          <w:sz w:val="20"/>
-          <w:szCs w:val="20"/>
-          <w:lang w:val="en-US" w:eastAsia="en-US"/>
-        </w:rPr>
-      </w:pPr>
-      <w:r>
-        <w:rPr>
-          <w:rFonts w:eastAsia="Calibri" w:cs="Arial"/>
-          <w:sz w:val="20"/>
-          <w:szCs w:val="20"/>
-          <w:lang w:val="en-US" w:eastAsia="en-US"/>
-        </w:rPr>
-        <w:t>In addition, the module shall have an integrated vision system, allowing visualization of the HMI and other sensitive regions of the drive, enabling automatic inspections and visual validations that shall be detailed later according to the progress of the project.</w:t>
+        <w:t>In addition, the module shall have an integrated vision system applied only to verify that the HMI is working correctly.</w:t>
       </w:r>
     </w:p>
     <w:p>
@@ -1715,31 +1631,6 @@
           <w:lang w:val="en-US" w:eastAsia="en-US"/>
         </w:rPr>
         <w:t>The mechanical design of the modules shall be as compact as possible considering factory floor space savings;</w:t>
-      </w:r>
-    </w:p>
-    <w:p>
-      <w:pPr>
-        <w:numPr>
-          <w:ilvl w:val="0"/>
-          <w:numId w:val="54"/>
-        </w:numPr>
-        <w:spacing w:line="360" w:lineRule="auto"/>
-        <w:jc w:val="both"/>
-        <w:rPr>
-          <w:rFonts w:eastAsia="Calibri" w:cs="Arial"/>
-          <w:sz w:val="20"/>
-          <w:szCs w:val="20"/>
-          <w:lang w:val="en-US" w:eastAsia="en-US"/>
-        </w:rPr>
-      </w:pPr>
-      <w:r>
-        <w:rPr>
-          <w:rFonts w:eastAsia="Calibri" w:cs="Arial"/>
-          <w:sz w:val="20"/>
-          <w:szCs w:val="20"/>
-          <w:lang w:val="en-US" w:eastAsia="en-US"/>
-        </w:rPr>
-        <w:t>Fixture return conveyor at the lower part, where the operator or an elevator at the end of the line will position the fixture on the conveyor that will return it to the beginning of the line;</w:t>
       </w:r>
     </w:p>
     <w:p>
@@ -2142,7 +2033,7 @@
           <w:szCs w:val="20"/>
           <w:lang w:val="en-US" w:eastAsia="en-US"/>
         </w:rPr>
-        <w:t>Computer vision system for optical inspection of the product;</w:t>
+        <w:t>Computer vision system applied only to verify that the HMI is working correctly;</w:t>
       </w:r>
     </w:p>
     <w:p>
@@ -3006,25 +2897,7 @@
           <w:szCs w:val="20"/>
           <w:lang w:val="en-US"/>
         </w:rPr>
-        <w:t xml:space="preserve">Automatic movement of the product to the </w:t>
-      </w:r>
-      <w:r>
-        <w:rPr>
-          <w:rFonts w:ascii="Arial" w:hAnsi="Arial" w:cs="Arial"/>
-          <w:sz w:val="20"/>
-          <w:szCs w:val="20"/>
-          <w:lang w:val="en-US"/>
-        </w:rPr>
-        <w:t>hipot</w:t>
-      </w:r>
-      <w:r>
-        <w:rPr>
-          <w:rFonts w:ascii="Arial" w:hAnsi="Arial" w:cs="Arial"/>
-          <w:sz w:val="20"/>
-          <w:szCs w:val="20"/>
-          <w:lang w:val="en-US"/>
-        </w:rPr>
-        <w:t xml:space="preserve"> test module via conveyor;</w:t>
+        <w:t>Automatic movement of the product to the hipot and functional test module via conveyor;</w:t>
       </w:r>
     </w:p>
     <w:p>
@@ -3074,7 +2947,7 @@
           <w:szCs w:val="20"/>
           <w:lang w:val="en-US"/>
         </w:rPr>
-        <w:t>Electrical/mechanical connection;</w:t>
+        <w:t>Connection of the power connections;</w:t>
       </w:r>
     </w:p>
     <w:p>
@@ -3099,7 +2972,7 @@
           <w:szCs w:val="20"/>
           <w:lang w:val="en-US"/>
         </w:rPr>
-        <w:t>Test execution;</w:t>
+        <w:t>Hipot test execution;</w:t>
       </w:r>
     </w:p>
     <w:p>
@@ -3124,7 +2997,7 @@
           <w:szCs w:val="20"/>
           <w:lang w:val="en-US"/>
         </w:rPr>
-        <w:t>Data recording;</w:t>
+        <w:t>Connection of the control/IO connections;</w:t>
       </w:r>
     </w:p>
     <w:p>
@@ -3149,7 +3022,7 @@
           <w:szCs w:val="20"/>
           <w:lang w:val="en-US"/>
         </w:rPr>
-        <w:t>Approval/rejection;</w:t>
+        <w:t>Functional test execution;</w:t>
       </w:r>
     </w:p>
     <w:p>
@@ -3174,7 +3047,7 @@
           <w:szCs w:val="20"/>
           <w:lang w:val="en-US"/>
         </w:rPr>
-        <w:t>Return to the conveyor;</w:t>
+        <w:t>Data recording;</w:t>
       </w:r>
     </w:p>
     <w:p>
@@ -3199,7 +3072,7 @@
           <w:szCs w:val="20"/>
           <w:lang w:val="en-US"/>
         </w:rPr>
-        <w:t>Automatic movement of the product to the functional test module via conveyor;</w:t>
+        <w:t>Approval/rejection;</w:t>
       </w:r>
     </w:p>
     <w:p>
@@ -3224,7 +3097,7 @@
           <w:szCs w:val="20"/>
           <w:lang w:val="en-US"/>
         </w:rPr>
-        <w:t>Automatic movement to the test position;</w:t>
+        <w:t>Return to the conveyor;</w:t>
       </w:r>
     </w:p>
     <w:p>
@@ -3249,7 +3122,7 @@
           <w:szCs w:val="20"/>
           <w:lang w:val="en-US"/>
         </w:rPr>
-        <w:t>Electrical/mechanical connection;</w:t>
+        <w:t>Automatic movement of the product to the load test module via conveyor;</w:t>
       </w:r>
     </w:p>
     <w:p>
@@ -3274,7 +3147,7 @@
           <w:szCs w:val="20"/>
           <w:lang w:val="en-US"/>
         </w:rPr>
-        <w:t>Test execution;</w:t>
+        <w:t>Automatic movement to the test position;</w:t>
       </w:r>
     </w:p>
     <w:p>
@@ -3299,7 +3172,7 @@
           <w:szCs w:val="20"/>
           <w:lang w:val="en-US"/>
         </w:rPr>
-        <w:t>Data recording;</w:t>
+        <w:t>Electrical/mechanical connection;</w:t>
       </w:r>
     </w:p>
     <w:p>
@@ -3324,8 +3197,7 @@
           <w:szCs w:val="20"/>
           <w:lang w:val="en-US"/>
         </w:rPr>
-        <w:lastRenderedPageBreak/>
-        <w:t>Approval/rejection;</w:t>
+        <w:t>Test execution;</w:t>
       </w:r>
     </w:p>
     <w:p>
@@ -3350,7 +3222,7 @@
           <w:szCs w:val="20"/>
           <w:lang w:val="en-US"/>
         </w:rPr>
-        <w:t>Return to the conveyor;</w:t>
+        <w:t>Data recording;</w:t>
       </w:r>
     </w:p>
     <w:p>
@@ -3375,7 +3247,7 @@
           <w:szCs w:val="20"/>
           <w:lang w:val="en-US"/>
         </w:rPr>
-        <w:t>Automatic movement of the product to the load test module via conveyor;</w:t>
+        <w:t>Approval/rejection;</w:t>
       </w:r>
     </w:p>
     <w:p>
@@ -3400,7 +3272,7 @@
           <w:szCs w:val="20"/>
           <w:lang w:val="en-US"/>
         </w:rPr>
-        <w:t>Automatic movement to the test position;</w:t>
+        <w:t>Return to the conveyor;</w:t>
       </w:r>
     </w:p>
     <w:p>
@@ -3425,159 +3297,7 @@
           <w:szCs w:val="20"/>
           <w:lang w:val="en-US"/>
         </w:rPr>
-        <w:t>Electrical/mechanical connection;</w:t>
-      </w:r>
-    </w:p>
-    <w:p>
-      <w:pPr>
-        <w:pStyle w:val="PargrafodaLista"/>
-        <w:numPr>
-          <w:ilvl w:val="0"/>
-          <w:numId w:val="57"/>
-        </w:numPr>
-        <w:jc w:val="center"/>
-        <w:rPr>
-          <w:rFonts w:ascii="Arial" w:hAnsi="Arial" w:cs="Arial"/>
-          <w:sz w:val="20"/>
-          <w:szCs w:val="20"/>
-          <w:lang w:val="en-US"/>
-        </w:rPr>
-      </w:pPr>
-      <w:r>
-        <w:rPr>
-          <w:rFonts w:ascii="Arial" w:hAnsi="Arial" w:cs="Arial"/>
-          <w:sz w:val="20"/>
-          <w:szCs w:val="20"/>
-          <w:lang w:val="en-US"/>
-        </w:rPr>
-        <w:t>Test execution;</w:t>
-      </w:r>
-    </w:p>
-    <w:p>
-      <w:pPr>
-        <w:pStyle w:val="PargrafodaLista"/>
-        <w:numPr>
-          <w:ilvl w:val="0"/>
-          <w:numId w:val="57"/>
-        </w:numPr>
-        <w:jc w:val="center"/>
-        <w:rPr>
-          <w:rFonts w:ascii="Arial" w:hAnsi="Arial" w:cs="Arial"/>
-          <w:sz w:val="20"/>
-          <w:szCs w:val="20"/>
-          <w:lang w:val="en-US"/>
-        </w:rPr>
-      </w:pPr>
-      <w:r>
-        <w:rPr>
-          <w:rFonts w:ascii="Arial" w:hAnsi="Arial" w:cs="Arial"/>
-          <w:sz w:val="20"/>
-          <w:szCs w:val="20"/>
-          <w:lang w:val="en-US"/>
-        </w:rPr>
-        <w:t>Data recording;</w:t>
-      </w:r>
-    </w:p>
-    <w:p>
-      <w:pPr>
-        <w:pStyle w:val="PargrafodaLista"/>
-        <w:numPr>
-          <w:ilvl w:val="0"/>
-          <w:numId w:val="57"/>
-        </w:numPr>
-        <w:jc w:val="center"/>
-        <w:rPr>
-          <w:rFonts w:ascii="Arial" w:hAnsi="Arial" w:cs="Arial"/>
-          <w:sz w:val="20"/>
-          <w:szCs w:val="20"/>
-          <w:lang w:val="en-US"/>
-        </w:rPr>
-      </w:pPr>
-      <w:r>
-        <w:rPr>
-          <w:rFonts w:ascii="Arial" w:hAnsi="Arial" w:cs="Arial"/>
-          <w:sz w:val="20"/>
-          <w:szCs w:val="20"/>
-          <w:lang w:val="en-US"/>
-        </w:rPr>
-        <w:t>Approval/rejection;</w:t>
-      </w:r>
-    </w:p>
-    <w:p>
-      <w:pPr>
-        <w:pStyle w:val="PargrafodaLista"/>
-        <w:numPr>
-          <w:ilvl w:val="0"/>
-          <w:numId w:val="57"/>
-        </w:numPr>
-        <w:jc w:val="center"/>
-        <w:rPr>
-          <w:rFonts w:ascii="Arial" w:hAnsi="Arial" w:cs="Arial"/>
-          <w:sz w:val="20"/>
-          <w:szCs w:val="20"/>
-          <w:lang w:val="en-US"/>
-        </w:rPr>
-      </w:pPr>
-      <w:r>
-        <w:rPr>
-          <w:rFonts w:ascii="Arial" w:hAnsi="Arial" w:cs="Arial"/>
-          <w:sz w:val="20"/>
-          <w:szCs w:val="20"/>
-          <w:lang w:val="en-US"/>
-        </w:rPr>
-        <w:t>Return to the conveyor;</w:t>
-      </w:r>
-    </w:p>
-    <w:p>
-      <w:pPr>
-        <w:pStyle w:val="PargrafodaLista"/>
-        <w:numPr>
-          <w:ilvl w:val="0"/>
-          <w:numId w:val="57"/>
-        </w:numPr>
-        <w:jc w:val="center"/>
-        <w:rPr>
-          <w:rFonts w:ascii="Arial" w:hAnsi="Arial" w:cs="Arial"/>
-          <w:sz w:val="20"/>
-          <w:szCs w:val="20"/>
-          <w:lang w:val="en-US"/>
-        </w:rPr>
-      </w:pPr>
-      <w:r>
-        <w:rPr>
-          <w:rFonts w:ascii="Arial" w:hAnsi="Arial" w:cs="Arial"/>
-          <w:sz w:val="20"/>
-          <w:szCs w:val="20"/>
-          <w:lang w:val="en-US"/>
-        </w:rPr>
         <w:t>Final segregation into packaging or repair;</w:t>
-      </w:r>
-    </w:p>
-    <w:p>
-      <w:pPr>
-        <w:pStyle w:val="PargrafodaLista"/>
-        <w:numPr>
-          <w:ilvl w:val="0"/>
-          <w:numId w:val="57"/>
-        </w:numPr>
-        <w:jc w:val="center"/>
-        <w:rPr>
-          <w:rFonts w:ascii="Arial" w:hAnsi="Arial" w:cs="Arial"/>
-          <w:b/>
-          <w:bCs/>
-          <w:sz w:val="16"/>
-          <w:szCs w:val="16"/>
-          <w:lang w:val="en-US"/>
-        </w:rPr>
-      </w:pPr>
-      <w:r>
-        <w:rPr>
-          <w:rFonts w:ascii="Arial" w:hAnsi="Arial" w:cs="Arial"/>
-          <w:sz w:val="20"/>
-          <w:szCs w:val="20"/>
-          <w:lang w:val="en-US"/>
-        </w:rPr>
-        <w:t>Fixtures are returned to the modules return conveyor.</w:t>
       </w:r>
     </w:p>
     <w:p>
@@ -3677,25 +3397,7 @@
           <w:szCs w:val="20"/>
           <w:lang w:val="en-US"/>
         </w:rPr>
-        <w:t xml:space="preserve">Design, build and install a </w:t>
-      </w:r>
-      <w:r>
-        <w:rPr>
-          <w:rFonts w:ascii="Arial" w:hAnsi="Arial" w:cs="Arial"/>
-          <w:sz w:val="20"/>
-          <w:szCs w:val="20"/>
-          <w:lang w:val="en-US"/>
-        </w:rPr>
-        <w:t>hipot</w:t>
-      </w:r>
-      <w:r>
-        <w:rPr>
-          <w:rFonts w:ascii="Arial" w:hAnsi="Arial" w:cs="Arial"/>
-          <w:sz w:val="20"/>
-          <w:szCs w:val="20"/>
-          <w:lang w:val="en-US"/>
-        </w:rPr>
-        <w:t xml:space="preserve"> test module, a functional test module and a load test module following the Modular All Drives concept according to this specification and applicable standards;</w:t>
+        <w:t>Design, build and install a combined hipot and functional test module and a load test module following the Modular All Drives concept according to this specification and applicable standards;</w:t>
       </w:r>
     </w:p>
     <w:p>
